--- a/paper/Highlights.docx
+++ b/paper/Highlights.docx
@@ -21,7 +21,16 @@
         <w:spacing w:after="120"/>
       </w:pPr>
       <w:r>
-        <w:t>Completed-trip waiting means can overstate lift-dispatch gains</w:t>
+        <w:t>Passenger requirements are encoded as explicit, traceable lift-dispatch rules</w:t>
+      </w:r>
+    </w:p>
+    <w:p>
+      <w:pPr>
+        <w:pStyle w:val="ListBullet"/>
+        <w:spacing w:after="120"/>
+      </w:pPr>
+      <w:r>
+        <w:t>Rule-by-rule tests show priority-first boarding drives most of the effect</w:t>
       </w:r>
     </w:p>
     <w:p>
@@ -39,15 +48,6 @@
         <w:spacing w:after="120"/>
       </w:pPr>
       <w:r>
-        <w:t>Priority-first boarding alone delivers most of the priority-service benefit</w:t>
-      </w:r>
-    </w:p>
-    <w:p>
-      <w:pPr>
-        <w:pStyle w:val="ListBullet"/>
-        <w:spacing w:after="120"/>
-      </w:pPr>
-      <w:r>
         <w:t>General requests wait 6-7 units longer than under an occupancy-matched rule</w:t>
       </w:r>
     </w:p>
@@ -57,7 +57,7 @@
         <w:spacing w:after="120"/>
       </w:pPr>
       <w:r>
-        <w:t>Effects hold under door and transfer delays and three priority bonus weights</w:t>
+        <w:t>Completed-trip waiting means can overstate lift-dispatch gains</w:t>
       </w:r>
     </w:p>
     <w:sectPr>
